--- a/rapports/16_02_2026/Amina_DEME/coh_EQ2_sup_011301440027.docx
+++ b/rapports/16_02_2026/Amina_DEME/coh_EQ2_sup_011301440027.docx
@@ -25,7 +25,7 @@
         <w:br/>
         <w:t>Grappe: 011301440027</w:t>
         <w:br/>
-        <w:t>Date: 16/02/2026 a 12:40</w:t>
+        <w:t>Date: 16/02/2026 a 12:58</w:t>
       </w:r>
     </w:p>
     <w:p/>

--- a/rapports/16_02_2026/Amina_DEME/coh_EQ2_sup_011301440027.docx
+++ b/rapports/16_02_2026/Amina_DEME/coh_EQ2_sup_011301440027.docx
@@ -25,7 +25,7 @@
         <w:br/>
         <w:t>Grappe: 011301440027</w:t>
         <w:br/>
-        <w:t>Date: 16/02/2026 a 12:58</w:t>
+        <w:t>Date: 16/02/2026 a 13:05</w:t>
       </w:r>
     </w:p>
     <w:p/>
@@ -199,38 +199,6 @@
           </w:tcPr>
           <w:p>
             <w:r>
-              <w:t>Section0</w:t>
-            </w:r>
-          </w:p>
-        </w:tc>
-        <w:tc>
-          <w:tcPr>
-            <w:tcW w:type="dxa" w:w="3324"/>
-          </w:tcPr>
-          <w:p>
-            <w:r>
-              <w:t>Identification et renseignements de controle</w:t>
-            </w:r>
-          </w:p>
-        </w:tc>
-        <w:tc>
-          <w:tcPr>
-            <w:tcW w:type="dxa" w:w="3324"/>
-          </w:tcPr>
-          <w:p>
-            <w:r>
-              <w:t>13</w:t>
-            </w:r>
-          </w:p>
-        </w:tc>
-      </w:tr>
-      <w:tr>
-        <w:tc>
-          <w:tcPr>
-            <w:tcW w:type="dxa" w:w="3324"/>
-          </w:tcPr>
-          <w:p>
-            <w:r>
               <w:t>Section2</w:t>
             </w:r>
           </w:p>
@@ -295,7 +263,7 @@
           </w:tcPr>
           <w:p>
             <w:r>
-              <w:t>Section4a</w:t>
+              <w:t>Section0</w:t>
             </w:r>
           </w:p>
         </w:tc>
@@ -305,7 +273,7 @@
           </w:tcPr>
           <w:p>
             <w:r>
-              <w:t>Emploi</w:t>
+              <w:t>Identification et renseignements de controle</w:t>
             </w:r>
           </w:p>
         </w:tc>
@@ -315,7 +283,7 @@
           </w:tcPr>
           <w:p>
             <w:r>
-              <w:t>10</w:t>
+              <w:t>12</w:t>
             </w:r>
           </w:p>
         </w:tc>
@@ -347,7 +315,7 @@
           </w:tcPr>
           <w:p>
             <w:r>
-              <w:t>9</w:t>
+              <w:t>10</w:t>
             </w:r>
           </w:p>
         </w:tc>
@@ -402,6 +370,38 @@
           <w:p>
             <w:r>
               <w:t>Caracteristiques des membres</w:t>
+            </w:r>
+          </w:p>
+        </w:tc>
+        <w:tc>
+          <w:tcPr>
+            <w:tcW w:type="dxa" w:w="3324"/>
+          </w:tcPr>
+          <w:p>
+            <w:r>
+              <w:t>8</w:t>
+            </w:r>
+          </w:p>
+        </w:tc>
+      </w:tr>
+      <w:tr>
+        <w:tc>
+          <w:tcPr>
+            <w:tcW w:type="dxa" w:w="3324"/>
+          </w:tcPr>
+          <w:p>
+            <w:r>
+              <w:t>Section4a</w:t>
+            </w:r>
+          </w:p>
+        </w:tc>
+        <w:tc>
+          <w:tcPr>
+            <w:tcW w:type="dxa" w:w="3324"/>
+          </w:tcPr>
+          <w:p>
+            <w:r>
+              <w:t>Emploi</w:t>
             </w:r>
           </w:p>
         </w:tc>
@@ -487,7 +487,7 @@
           </w:tcPr>
           <w:p>
             <w:r>
-              <w:t>Section11</w:t>
+              <w:t>Section6</w:t>
             </w:r>
           </w:p>
         </w:tc>
@@ -497,7 +497,7 @@
           </w:tcPr>
           <w:p>
             <w:r>
-              <w:t>Caracteristiques logement</w:t>
+              <w:t>Epargne et credit</w:t>
             </w:r>
           </w:p>
         </w:tc>
@@ -507,7 +507,7 @@
           </w:tcPr>
           <w:p>
             <w:r>
-              <w:t>7</w:t>
+              <w:t>6</w:t>
             </w:r>
           </w:p>
         </w:tc>
@@ -1449,7 +1449,7 @@
         <w:rPr>
           <w:sz w:val="20"/>
         </w:rPr>
-        <w:t>- Attention ! Le prix unitaire d'achat (1000 Fcfa) de Capitaine frais en Tas (Petit) est relativement élevé par rapport aux autres prix observés dans cette zone. Prière de corriger ou de confirmer avec le QG. Attention ! Le prix unitaire d'achat (125 Fcfa) de Œufs frais en Pièce (taille unique) est relativement élevé par rapport aux autres prix observés dans cette zone. Prière de corriger ou de confirmer avec le QG. Attention ! Le prix unitaire d'achat (200 Fcfa) de Niébé/Haricots secs en Sachets (Petit) est relativement élevé par rapport aux autres prix observés dans cette zone. Prière de corriger ou de confirmer avec le QG. Avertissement!!! Le ménage a consommé 0.12 Kg taille unique de Farine de blé locale ou importée, cette quantité semble anormale pour une consommation des 7 derniers jours. prière de corriger ou de confirmer avec le QG. Incohérence!! Dans ce ménage, chaque individus consomme par jour 20.95615 Kg  de cereale; Prière de revoir les quantités prises de ces produits. Attention ! Soupçons de quantité anormale! Le ménage de LIBASS SAMB avec une taille de 13 personnes a consommé .12 Kg en taille unique de Farine de blé locale ou importée qui est relativement élevé comme consommation par rapport à la condition de vie des autres ménages de même taille dans cette zone. Prière de corriger ou de confirmer avec le QG. Avertissement!!! Le ménage a consommé 15 Pièce Moyen de Caramel, bonbons, confiseries, etc., cette quantité semble anormale pour une consommation des 7 derniers jours.Prière de corriger ou de confirmer avec le QG. Incohérence!! Dans ce ménage, chaque individus consomme par jour 20.95615 Kg  de cereale; Prière de revoir les quantités prises de ces produits. Incohérence!! Dans ce ménage, chaque individus consomme par jour 20.95615 Kg  de cereale; Prière de revoir les quantités prises de ces produits.</w:t>
+        <w:t>- Attention ! Le prix unitaire d'achat (100 Fcfa) de Poireau en Tas (Tres petit) est relativement élevé par rapport aux autres prix observés dans cette zone. Prière de corriger ou de confirmer avec le QG. Attention ! Le prix unitaire d'achat (1000 Fcfa) de Capitaine frais en Tas (Petit) est relativement élevé par rapport aux autres prix observés dans cette zone. Prière de corriger ou de confirmer avec le QG. Attention ! Le prix unitaire d'achat (125 Fcfa) de Œufs frais en Pièce (taille unique) est relativement élevé par rapport aux autres prix observés dans cette zone. Prière de corriger ou de confirmer avec le QG. Attention ! Le prix unitaire d'achat (200 Fcfa) de Niébé/Haricots secs en Sachets (Petit) est relativement élevé par rapport aux autres prix observés dans cette zone. Prière de corriger ou de confirmer avec le QG. Avertissement!!! Le ménage a consommé 0.12 Kg taille unique de Farine de blé locale ou importée, cette quantité semble anormale pour une consommation des 7 derniers jours. prière de corriger ou de confirmer avec le QG. Incohérence!! Dans ce ménage, chaque individus consomme par jour 33.82703 Kg  de cereale; Prière de revoir les quantités prises de ces produits. Attention ! Soupçons de quantité anormale! Le ménage de LIBASS SAMB avec une taille de 13 personnes a consommé .12 Kg en taille unique de Farine de blé locale ou importée qui est relativement élevé comme consommation par rapport à la condition de vie des autres ménages de même taille dans cette zone. Prière de corriger ou de confirmer avec le QG. Avertissement!!! Le ménage a consommé 15 Pièce Moyen de Caramel, bonbons, confiseries, etc., cette quantité semble anormale pour une consommation des 7 derniers jours.Prière de corriger ou de confirmer avec le QG. Incohérence!! Dans ce ménage, chaque individus consomme par jour 33.82703 Kg  de cereale; Prière de revoir les quantités prises de ces produits. Incohérence!! Dans ce ménage, chaque individus consomme par jour 33.82703 Kg  de cereale; Prière de revoir les quantités prises de ces produits.</w:t>
       </w:r>
     </w:p>
     <w:p>
@@ -1914,35 +1914,6 @@
           <w:color w:val="4672C4"/>
           <w:sz w:val="22"/>
         </w:rPr>
-        <w:t>&gt;&gt; Section4a - Emploi</w:t>
-      </w:r>
-    </w:p>
-    <w:p>
-      <w:pPr>
-        <w:ind w:left="283"/>
-      </w:pPr>
-      <w:r>
-        <w:rPr>
-          <w:sz w:val="20"/>
-        </w:rPr>
-        <w:t xml:space="preserve">- Avertissement! Le nombre d'heure consacré à faire des courses au cours des 7 derniers jours au marché ou travaux menager ou lessive etc.. pour Maimouna deh semble très élevés, prière de corriger ou confirmer avec le QG (s04q01 s04q02 s04q03 s04q04 s04q05 s04q06 s04q07 s04q08). Maimouna deh fait Son mari pour subvenir principalement à ses besoins et semble exister dans les modalités, prière de prendre attache avec le QG pour plus d'explication afin de la classer bien. </w:t>
-        <w:br/>
-        <w:t xml:space="preserve">- Awa ba fait son père pour subvenir principalement à ses besoins et semble exister dans les modalités, prière de prendre attache avec le QG pour plus d'explication afin de la classer bien. </w:t>
-        <w:br/>
-        <w:t xml:space="preserve">- Binta Ba fait son père pour subvenir principalement à ses besoins et semble exister dans les modalités, prière de prendre attache avec le QG pour plus d'explication afin de la classer bien. </w:t>
-        <w:br/>
-        <w:t xml:space="preserve">- dieynaba ba fait A son père pour subvenir principalement à ses besoins et semble exister dans les modalités, prière de prendre attache avec le QG pour plus d'explication afin de la classer bien. </w:t>
-        <w:br/>
-        <w:t>- kardiatou ba fait A son père pour subvenir principalement à ses besoins et semble exister dans les modalités, prière de prendre attache avec le QG pour plus d'explication afin de la classer bien.</w:t>
-      </w:r>
-    </w:p>
-    <w:p>
-      <w:r>
-        <w:rPr>
-          <w:b/>
-          <w:color w:val="4672C4"/>
-          <w:sz w:val="22"/>
-        </w:rPr>
         <w:t>&gt;&gt; Section4b - Emploi - Activite principale</w:t>
       </w:r>
     </w:p>
@@ -1975,7 +1946,7 @@
         <w:rPr>
           <w:sz w:val="20"/>
         </w:rPr>
-        <w:t>- Avertissement!!! Le ménage a consommé 7 Paquet Moyen de Thé en sachet, cette quantité semble anormale pour une consommation des 7 derniers jours.Prière de corriger ou de confirmer avec le QG. Avertissement!! le prix unitaire (150 Fcfa) de Thé en sachet (unité: Paquet) de taille Moyen est très faible ou élevé. Prière de corriger ou de confirmer avec le QG. Incohérence!! Dans ce ménage, chaque individus consomme par jour 9.345893 Kg  de cereale; Prière de revoir les quantités prises de ces produits.</w:t>
+        <w:t>- Attention ! Le prix unitaire d'achat (100 Fcfa) de Concentré de tomate en Sachets industriel (Moyen) est relativement faible par rapport aux autres prix observés dans cette zone. Prière de corriger ou de confirmer avec le QG. Avertissement!!! Le ménage a consommé 7 Paquet Petit de Thé en sachet, cette quantité semble anormale pour une consommation des 7 derniers jours.Prière de corriger ou de confirmer avec le QG. Avertissement!! le prix unitaire (150 Fcfa) de Thé en sachet (unité: Paquet) de taille Petit est très faible ou élevé. Prière de corriger ou de confirmer avec le QG. Incohérence!! Dans ce ménage, chaque individus consomme par jour 19.00661 Kg  de cereale; Prière de revoir les quantités prises de ces produits.</w:t>
       </w:r>
     </w:p>
     <w:p>
@@ -2437,7 +2408,7 @@
         <w:rPr>
           <w:sz w:val="20"/>
         </w:rPr>
-        <w:t>- La raison principale pour laquelle que Bineta Sow est venu vivre dans cette localité est déménagement de son propre maison et semble exister dans les modalités, prière de prendre attache avec le QG pour plus d'explication afin de la classer bien.</w:t>
+        <w:t>- La raison principale pour laquelle que Bineta Sow est venu vivre dans cette localité est déménagement dans sa propre maison et semble exister dans les modalités, prière de prendre attache avec le QG pour plus d'explication afin de la classer bien.</w:t>
       </w:r>
     </w:p>
     <w:p>
@@ -2531,7 +2502,7 @@
         <w:rPr>
           <w:sz w:val="20"/>
         </w:rPr>
-        <w:t>- La dernière fois que vous avez acheté Jus de fruits type 1 (orange, ananas, bissap, gingembre, jus de cajou, etc.) est chez le voisin et semble exister dans les modalités, prière de prendre attache avec le QG pour plus d'explication afin de la classer bien. Attention ! Le prix unitaire d'achat (200 Fcfa) de Saucisson/saucisses en Morceau (Portion) (Petit) est relativement élevé par rapport aux autres prix observés dans cette zone. Prière de corriger ou de confirmer avec le QG. Attention ! Le prix unitaire d'achat (350 Fcfa) de Farines pour bébé en Sachets industriel (Petit) est relativement élevé par rapport aux autres prix observés dans cette zone. Prière de corriger ou de confirmer avec le QG. Attention ! Le prix unitaire d'achat (50 Fcfa) de Manioc en tubercules en Morceau (Portion) (Moyen) est relativement faible par rapport aux autres prix observés dans cette zone. Prière de corriger ou de confirmer avec le QG. Attention ! Le prix unitaire d'achat (50 Fcfa) de Poireau en Tas (Petit) est relativement faible par rapport aux autres prix observés dans cette zone. Prière de corriger ou de confirmer avec le QG. Attention ! Soupçons de quantité anormale! Le ménage de OMAR NDIAYE avec une taille de 7 personnes a consommé 4 Sachets en Moyen de Concentré de tomate qui est relativement élevé comme consommation par rapport à la condition de vie des autres ménages de même taille dans cette zone. Prière de corriger ou de confirmer avec le QG. Avertissement!!! Le ménage a consommé 13 Paquet Petit de Thé en sachet, cette quantité semble anormale pour une consommation des 7 derniers jours.Prière de corriger ou de confirmer avec le QG. Avertissement!! le prix unitaire (150 Fcfa) de Thé en sachet (unité: Paquet) de taille Petit est très faible ou élevé. Prière de corriger ou de confirmer avec le QG. Attention ! Soupçons de quantité anormale! Le ménage de OMAR NDIAYE avec une taille de 7 personnes a consommé 13 Paquet en Petit de Thé en sachet qui est relativement élevé comme consommation par rapport à la condition de vie des autres ménages de même taille dans cette zone. Prière de corriger ou de confirmer avec le QG. Incohérence!! Dans ce ménage, chaque individus consomme par jour 32.32143 Kg  de cereale; Prière de revoir les quantités prises de ces produits.</w:t>
+        <w:t>- La dernière fois que vous avez acheté Jus de fruits type 1 (orange, ananas, bissap, gingembre, jus de cajou, etc.) est chez le voisin et semble exister dans les modalités, prière de prendre attache avec le QG pour plus d'explication afin de la classer bien. Attention ! Le prix unitaire d'achat (200 Fcfa) de Saucisson/saucisses en Morceau (Portion) (Petit) est relativement élevé par rapport aux autres prix observés dans cette zone. Prière de corriger ou de confirmer avec le QG. Attention ! Le prix unitaire d'achat (350 Fcfa) de Farines pour bébé en Sachets industriel (Petit) est relativement élevé par rapport aux autres prix observés dans cette zone. Prière de corriger ou de confirmer avec le QG. Attention ! Le prix unitaire d'achat (50 Fcfa) de Carotte en Pièce (Moyen) est relativement faible par rapport aux autres prix observés dans cette zone. Prière de corriger ou de confirmer avec le QG. Attention ! Le prix unitaire d'achat (50 Fcfa) de Manioc en tubercules en Morceau (Portion) (Moyen) est relativement faible par rapport aux autres prix observés dans cette zone. Prière de corriger ou de confirmer avec le QG. Avertissement!!! Le ménage a consommé 13 Paquet Petit de Thé en sachet, cette quantité semble anormale pour une consommation des 7 derniers jours.Prière de corriger ou de confirmer avec le QG. Avertissement!! le prix unitaire (150 Fcfa) de Thé en sachet (unité: Paquet) de taille Petit est très faible ou élevé. Prière de corriger ou de confirmer avec le QG. Attention ! Soupçons de quantité anormale! Le ménage de OMAR NDIAYE avec une taille de 7 personnes a consommé 13 Paquet en Petit de Thé en sachet qui est relativement élevé comme consommation par rapport à la condition de vie des autres ménages de même taille dans cette zone. Prière de corriger ou de confirmer avec le QG. Incohérence!! Dans ce ménage, chaque individus consomme par jour 54.69898 Kg  de cereale; Prière de revoir les quantités prises de ces produits.</w:t>
       </w:r>
     </w:p>
     <w:p>
@@ -2930,7 +2901,7 @@
         <w:rPr>
           <w:sz w:val="20"/>
         </w:rPr>
-        <w:t>- Prière de renseigner toutes les informations du ménage dans la section 0 avant d'entamer les autres informations.</w:t>
+        <w:t>- Prière de renseigner toutes les informations du ménage dans la section 0 avant d'entamer les autres informations. Vous avez declaré que le questionnaire est complètement fini mais le questionnaire est en statut partiel, prière de mettre le questionnaire en statut complet s'il est fini.</w:t>
       </w:r>
     </w:p>
     <w:p>
@@ -3151,8 +3122,6 @@
         <w:rPr>
           <w:sz w:val="20"/>
         </w:rPr>
-        <w:t xml:space="preserve">- Attention ! Salon  (Fauteuils et table basse) a été achété à 800000 Fcfa est relativement élevé par rapport aux autres prix d'achat observés dans cette zone. Prière de corriger ou de confirmer avec le QG. </w:t>
-        <w:br/>
         <w:t xml:space="preserve">- Avertissement!! La question s12q04 n'a pas été renseigner pour l'article: Armoires et autres meubles, prière de renseigner. </w:t>
         <w:br/>
         <w:t xml:space="preserve">- Avertissement!! La question s12q04 n'a pas été renseigner pour l'article: Lit, prière de renseigner. </w:t>
@@ -3697,7 +3666,7 @@
         <w:rPr>
           <w:sz w:val="20"/>
         </w:rPr>
-        <w:t>- Attention ! Le prix unitaire d'achat (100 Fcfa) de Café en poudre soluble en Sachets industriel (Tres petit) est relativement élevé par rapport aux autres prix observés dans cette zone. Prière de corriger ou de confirmer avec le QG. Attention ! Le prix unitaire d'achat (200 Fcfa) de Mayonnaise en Sachets (Petit) est relativement élevé par rapport aux autres prix observés dans cette zone. Prière de corriger ou de confirmer avec le QG. Attention ! Le prix unitaire d'achat (200 Fcfa) de Tomate fraîche en Sachets (Petit) est relativement élevé par rapport aux autres prix observés dans cette zone. Prière de corriger ou de confirmer avec le QG. Attention ! Le prix unitaire d'achat (300 Fcfa) de Boissons énergisantes (cody's, 3X, rinho, doppel, okalamar, etc.) en Canette de 33 cl (taille unique) est relativement faible par rapport aux autres prix observés dans cette zone. Prière de corriger ou de confirmer avec le QG. Avertissement!!! Le ménage a consommé 1 Paquet Tres petit de Thé en sachet, cette quantité semble anormale pour une consommation des 7 derniers jours.Prière de corriger ou de confirmer avec le QG. Avertissement!! le prix unitaire (150 Fcfa) de Thé en sachet (unité: Paquet) de taille Tres petit est très faible ou élevé. Prière de corriger ou de confirmer avec le QG. Incohérence!! Dans ce ménage, chaque individus consomme par jour 16.23633 Kg  de cereale; Prière de revoir les quantités prises de ces produits. Incohérence!! Dans ce ménage, chaque individus consomme par jour 16.23633 Kg  de cereale; Prière de revoir les quantités prises de ces produits.</w:t>
+        <w:t>- Attention ! Le prix unitaire d'achat (100 Fcfa) de Café en poudre soluble en Sachets industriel (Tres petit) est relativement élevé par rapport aux autres prix observés dans cette zone. Prière de corriger ou de confirmer avec le QG. Attention ! Le prix unitaire d'achat (100 Fcfa) de Moutarde en Sachets (Petit) est relativement élevé par rapport aux autres prix observés dans cette zone. Prière de corriger ou de confirmer avec le QG. Attention ! Le prix unitaire d'achat (100 Fcfa) de Poireau en Tas (Tres petit) est relativement élevé par rapport aux autres prix observés dans cette zone. Prière de corriger ou de confirmer avec le QG. Attention ! Le prix unitaire d'achat (200 Fcfa) de Mayonnaise en Sachets (Petit) est relativement élevé par rapport aux autres prix observés dans cette zone. Prière de corriger ou de confirmer avec le QG. Attention ! Le prix unitaire d'achat (200 Fcfa) de Tomate fraîche en Sachets (Petit) est relativement élevé par rapport aux autres prix observés dans cette zone. Prière de corriger ou de confirmer avec le QG. Attention ! Le prix unitaire d'achat (300 Fcfa) de Boissons énergisantes (cody's, 3X, rinho, doppel, okalamar, etc.) en Canette de 33 cl (taille unique) est relativement faible par rapport aux autres prix observés dans cette zone. Prière de corriger ou de confirmer avec le QG. Attention ! Soupçons de quantité anormale! Le ménage de ADAMA GUEYE avec une taille de 14 personnes a consommé 6 Pièce en Petit de Aubergine sauvage  qui est relativement élevé comme consommation par rapport à la condition de vie des autres ménages de même taille dans cette zone. Prière de corriger ou de confirmer avec le QG. Avertissement!!! Le ménage a consommé 1 Paquet Tres petit de Thé en sachet, cette quantité semble anormale pour une consommation des 7 derniers jours.Prière de corriger ou de confirmer avec le QG. Avertissement!! le prix unitaire (150 Fcfa) de Thé en sachet (unité: Paquet) de taille Tres petit est très faible ou élevé. Prière de corriger ou de confirmer avec le QG. Incohérence!! Dans ce ménage, chaque individus consomme par jour 30.78092 Kg  de cereale; Prière de revoir les quantités prises de ces produits. Incohérence!! Dans ce ménage, chaque individus consomme par jour 30.78092 Kg  de cereale; Prière de revoir les quantités prises de ces produits.</w:t>
       </w:r>
     </w:p>
     <w:p>
@@ -4159,7 +4128,7 @@
         <w:rPr>
           <w:sz w:val="20"/>
         </w:rPr>
-        <w:t>- Avertissement!!!  Mouhamed Ba  ne possède pas le téléphone android, a accès à l'internet , prière de confirmer cette information.</w:t>
+        <w:t>- Incoherence! Mouhamed Ba dispose d'un téléphone portable à s01q39, donc la raison évoquée ne peut pas être (ne dispose pas d'appareil). Attention ! Le montant (5200 Fcfa) dépensé ou reçu en cadeau pour les cartes prépayées, les transferts de crédit et les abonnements de  Mouhamed Ba est relativement élevé par rapport aux autres montants depansés observés dans cette zone. Prière de corriger ou de confirmer avec le QG.</w:t>
       </w:r>
     </w:p>
     <w:p>
@@ -4230,7 +4199,7 @@
         <w:rPr>
           <w:sz w:val="20"/>
         </w:rPr>
-        <w:t>- Attention ! Le prix unitaire d'achat (25 Fcfa) de Poivre en Sachets (Tres petit) est relativement faible par rapport aux autres prix observés dans cette zone. Prière de corriger ou de confirmer avec le QG. Attention ! Le prix unitaire d'achat (50 Fcfa) de Aubergine   en Pièce (Petit) est relativement faible par rapport aux autres prix observés dans cette zone. Prière de corriger ou de confirmer avec le QG. Attention ! Le prix unitaire d'achat (50 Fcfa) de Feuilles de  Haricot en Tas (Petit) est relativement faible par rapport aux autres prix observés dans cette zone. Prière de corriger ou de confirmer avec le QG. Attention ! Le prix unitaire d'achat (50 Fcfa) de Poireau en Tas (Petit) est relativement faible par rapport aux autres prix observés dans cette zone. Prière de corriger ou de confirmer avec le QG. Incohérence!! Dans ce ménage, chaque individus consomme par jour 60.66857 Kg  de cereale; Prière de revoir les quantités prises de ces produits. Incohérence!! Dans ce ménage, chaque individus consomme par jour 60.66857 Kg  de cereale; Prière de revoir les quantités prises de ces produits.</w:t>
+        <w:t>- Attention ! Le prix unitaire d'achat (50 Fcfa) de Feuilles de  Haricot en Tas (Petit) est relativement faible par rapport aux autres prix observés dans cette zone. Prière de corriger ou de confirmer avec le QG. Attention ! Le prix unitaire d'achat (50 Fcfa) de Patate douce en Pièce (Petit) est relativement faible par rapport aux autres prix observés dans cette zone. Prière de corriger ou de confirmer avec le QG. Attention ! Le prix unitaire d'achat (66.66666 Fcfa) de Ail en Gousse (Moyen) est relativement faible par rapport aux autres prix observés dans cette zone. Prière de corriger ou de confirmer avec le QG. Incohérence!! Dans ce ménage, chaque individus consomme par jour 98.395 Kg  de cereale; Prière de revoir les quantités prises de ces produits. Incohérence!! Dans ce ménage, chaque individus consomme par jour 98.395 Kg  de cereale; Prière de revoir les quantités prises de ces produits.</w:t>
       </w:r>
     </w:p>
     <w:p>
@@ -4710,27 +4679,6 @@
           <w:color w:val="4672C4"/>
           <w:sz w:val="22"/>
         </w:rPr>
-        <w:t>&gt;&gt; Section4a - Emploi</w:t>
-      </w:r>
-    </w:p>
-    <w:p>
-      <w:pPr>
-        <w:ind w:left="283"/>
-      </w:pPr>
-      <w:r>
-        <w:rPr>
-          <w:sz w:val="20"/>
-        </w:rPr>
-        <w:t>- Avertissement! Mohamed Diarra est trop jeune mais il a plus de 15 ans, prière de corriger ou confirmer.</w:t>
-      </w:r>
-    </w:p>
-    <w:p>
-      <w:r>
-        <w:rPr>
-          <w:b/>
-          <w:color w:val="4672C4"/>
-          <w:sz w:val="22"/>
-        </w:rPr>
         <w:t>&gt;&gt; Section4c - Emploi - Activite secondaire</w:t>
       </w:r>
     </w:p>
@@ -4763,28 +4711,7 @@
         <w:rPr>
           <w:sz w:val="20"/>
         </w:rPr>
-        <w:t>- Attention ! Le prix unitaire d'achat (4200 Fcfa) de Lait en poudre en Kg (taille unique) est relativement élevé par rapport aux autres prix observés dans cette zone. Prière de corriger ou de confirmer avec le QG. Avertissement!!! Le ménage a consommé 20 Pièce Moyen de Sucre en morceaux, cette quantité semble anormale pour une consommation des 7 derniers jours.Prière de corriger ou de confirmer avec le QG. Incohérence!! Dans ce ménage, chaque individus consomme par jour 15.10714 Kg  de cereale; Prière de revoir les quantités prises de ces produits.</w:t>
-      </w:r>
-    </w:p>
-    <w:p>
-      <w:r>
-        <w:rPr>
-          <w:b/>
-          <w:color w:val="4672C4"/>
-          <w:sz w:val="22"/>
-        </w:rPr>
-        <w:t>&gt;&gt; Section9b - Depenses non-alimentaires - 7 jours</w:t>
-      </w:r>
-    </w:p>
-    <w:p>
-      <w:pPr>
-        <w:ind w:left="283"/>
-      </w:pPr>
-      <w:r>
-        <w:rPr>
-          <w:sz w:val="20"/>
-        </w:rPr>
-        <w:t>- Il est difficile d'avoir un ménage qui n'a effectué aucune des dépenses mentionnées au cours de 7 derniers jours, prière de revoir la section 9B pour ce ménage.</w:t>
+        <w:t>- Avertissement!!! Le ménage a consommé 20 Pièce Moyen de Sucre en morceaux, cette quantité semble anormale pour une consommation des 7 derniers jours.Prière de corriger ou de confirmer avec le QG. Incohérence!! Dans ce ménage, chaque individus consomme par jour 25.75343 Kg  de cereale; Prière de revoir les quantités prises de ces produits.</w:t>
       </w:r>
     </w:p>
     <w:p>
@@ -4815,27 +4742,6 @@
           <w:color w:val="4672C4"/>
           <w:sz w:val="22"/>
         </w:rPr>
-        <w:t>&gt;&gt; Section9d - Depenses non-alimentaires - 3 mois</w:t>
-      </w:r>
-    </w:p>
-    <w:p>
-      <w:pPr>
-        <w:ind w:left="283"/>
-      </w:pPr>
-      <w:r>
-        <w:rPr>
-          <w:sz w:val="20"/>
-        </w:rPr>
-        <w:t>- Difficile pour un ménage de ne pas avoir effectué de dépenses au cours de 3 derniers mois sur les produits/services cités (Section 9D), prière de revoir la section pour ce ménage.</w:t>
-      </w:r>
-    </w:p>
-    <w:p>
-      <w:r>
-        <w:rPr>
-          <w:b/>
-          <w:color w:val="4672C4"/>
-          <w:sz w:val="22"/>
-        </w:rPr>
         <w:t>&gt;&gt; Section10a - Existence entreprise non agricole</w:t>
       </w:r>
     </w:p>
@@ -4848,27 +4754,6 @@
           <w:sz w:val="20"/>
         </w:rPr>
         <w:t>- Avertissement!!! Le ménage de Amadou Sakhir Diarra a comme taille 5 personnes dont ils vivent à DAKAR Urbain et aucune d'entre ne possède une entreprise non agricole, prière de revoir cette partie de la section 10 de ce menage.</w:t>
-      </w:r>
-    </w:p>
-    <w:p>
-      <w:r>
-        <w:rPr>
-          <w:b/>
-          <w:color w:val="4672C4"/>
-          <w:sz w:val="22"/>
-        </w:rPr>
-        <w:t>&gt;&gt; Section11 - Caracteristiques logement</w:t>
-      </w:r>
-    </w:p>
-    <w:p>
-      <w:pPr>
-        <w:ind w:left="283"/>
-      </w:pPr>
-      <w:r>
-        <w:rPr>
-          <w:sz w:val="20"/>
-        </w:rPr>
-        <w:t>- En cas de coupure de courant du réseau, la source d’énergie que le ménage utilise est la lumière du téléphone et semble exister dans les modalités, prière de prendre attache avec le QG pour plus d'explication afin de la classer bien.</w:t>
       </w:r>
     </w:p>
     <w:p>
@@ -5409,7 +5294,7 @@
         <w:rPr>
           <w:sz w:val="20"/>
         </w:rPr>
-        <w:t>- Avertissement!!! Le ménage a consommé 7 Paquet Tres petit de Thé en sachet, cette quantité semble anormale pour une consommation des 7 derniers jours.Prière de corriger ou de confirmer avec le QG. Avertissement!! le prix unitaire (150 Fcfa) de Thé en sachet (unité: Paquet) de taille Tres petit est très faible ou élevé. Prière de corriger ou de confirmer avec le QG. Incohérence!! Dans ce ménage, chaque individus consomme par jour 33.09143 Kg  de cereale; Prière de revoir les quantités prises de ces produits.</w:t>
+        <w:t>- Attention ! Le prix unitaire d'achat (100 Fcfa) de Carotte en Pièce (Tres petit) est relativement élevé par rapport aux autres prix observés dans cette zone. Prière de corriger ou de confirmer avec le QG. Attention ! Le prix unitaire d'achat (200 Fcfa) de Poivron frais en Tas (Tres petit) est relativement élevé par rapport aux autres prix observés dans cette zone. Prière de corriger ou de confirmer avec le QG. Attention ! Le prix unitaire d'achat (500 Fcfa) de Autres pâtes alimentaires en Sachets (Petit) est relativement élevé par rapport aux autres prix observés dans cette zone. Prière de corriger ou de confirmer avec le QG. Avertissement!!! Le ménage a consommé 7 Paquet Tres petit de Thé en sachet, cette quantité semble anormale pour une consommation des 7 derniers jours.Prière de corriger ou de confirmer avec le QG. Avertissement!! le prix unitaire (150 Fcfa) de Thé en sachet (unité: Paquet) de taille Tres petit est très faible ou élevé. Prière de corriger ou de confirmer avec le QG. Incohérence!! Dans ce ménage, chaque individus consomme par jour 57.24768 Kg  de cereale; Prière de revoir les quantités prises de ces produits.</w:t>
       </w:r>
     </w:p>
     <w:p>
@@ -5856,7 +5741,7 @@
         </w:rPr>
         <w:t xml:space="preserve">- Peu probable! Amadou Ngom  n'arrive pas  à comprendre un petit texte lu dans une langue locale (s02q03). Veuillez corriger ou donner des explications au QG. </w:t>
         <w:br/>
-        <w:t xml:space="preserve">- Peu probable! Fatou Souleymane sow  n'arrive pas  à comprendre un petit texte lu dans une langue locale (s02q03). Veuillez corriger ou donner des explications au QG. La raison principale que Fatou Souleymane sow n'a pas été à l'école entre 2024/2025 est trop age et semble exister dans les modalités, prière de prendre attache avec le QG pour plus d'explication afin de la classer bien. </w:t>
+        <w:t xml:space="preserve">- Peu probable! Fatou Souleymane sow  n'arrive pas  à comprendre un petit texte lu dans une langue locale (s02q03). Veuillez corriger ou donner des explications au QG. </w:t>
         <w:br/>
         <w:t xml:space="preserve">- Peu probable! Fatou Sow boye  n'arrive pas  à comprendre un petit texte lu dans une langue locale (s02q03). Veuillez corriger ou donner des explications au QG. </w:t>
         <w:br/>
@@ -5891,15 +5776,7 @@
         </w:rPr>
         <w:t xml:space="preserve">- Avertissement! Fatou Souleymane sow Perçoit une pension en 4.19 mais Fatou Souleymane sow ne perçoit pas une pension à la question 5.01, prière de revoir la section 5 ou de confirmer cette observation avec le QG. </w:t>
         <w:br/>
-        <w:t xml:space="preserve">- Avertissement! Généralement les jeunes hommes (10 à 25ans) font des travaux ménager soit apprendre les enfants à reviser leurs léçons ou d'autres cours, Mohamadou Lamine ngome n'a consacré aucune heure pour les travaux cités en s04q01, s04q02, s04q03, s04q04, s04q05, s04q06, s04q07 et s04q08.Prière de regarder pour corriger ou confirmer avec le QG. Mohamadou Lamine ngome fait A son pere pour subvenir principalement à ses besoins et semble exister dans les modalités, prière de prendre attache avec le QG pour plus d'explication afin de la classer bien. </w:t>
-        <w:br/>
-        <w:t xml:space="preserve">- Fatou Sow boye fait A sa mere pour subvenir principalement à ses besoins et semble exister dans les modalités, prière de prendre attache avec le QG pour plus d'explication afin de la classer bien. </w:t>
-        <w:br/>
-        <w:t xml:space="preserve">- Houleye Ba fait A son mari pour subvenir principalement à ses besoins et semble exister dans les modalités, prière de prendre attache avec le QG pour plus d'explication afin de la classer bien.  Le canal que Houleye Ba cherche un emploi est dans les restaurant pour etre traiteur et semble exister dans les modalités, prière de prendre attache avec le QG pour plus d'explication afin de la classer bien. </w:t>
-        <w:br/>
-        <w:t xml:space="preserve">- Mame Babacar sy boye fait A sa mere pour subvenir principalement à ses besoins et semble exister dans les modalités, prière de prendre attache avec le QG pour plus d'explication afin de la classer bien. </w:t>
-        <w:br/>
-        <w:t>- Yacine ngom fait A son pere pour subvenir principalement à ses besoins et semble exister dans les modalités, prière de prendre attache avec le QG pour plus d'explication afin de la classer bien.</w:t>
+        <w:t>- Avertissement! Généralement les jeunes hommes (10 à 25ans) font des travaux ménager soit apprendre les enfants à reviser leurs léçons ou d'autres cours, Mohamadou Lamine ngome n'a consacré aucune heure pour les travaux cités en s04q01, s04q02, s04q03, s04q04, s04q05, s04q06, s04q07 et s04q08.Prière de regarder pour corriger ou confirmer avec le QG. Mohamadou Lamine ngome fait A son pere pour subvenir principalement à ses besoins et semble exister dans les modalités, prière de prendre attache avec le QG pour plus d'explication afin de la classer bien.</w:t>
       </w:r>
     </w:p>
     <w:p>
@@ -5941,9 +5818,7 @@
         <w:rPr>
           <w:sz w:val="20"/>
         </w:rPr>
-        <w:t xml:space="preserve">- Avertissement!!! Amadou Ngom a demandé un crédit auprès d'une institution financière au cours des 12 derniers mois, qui a obtenu un crédit auprès d'une de ces institutions au cours des 12 derniers mois dit n'avoir pas beneficer de crédit immobilier. Veuillez vous rassurez réellement que la personne n'a pas affecté de crédit immobilier. </w:t>
-        <w:br/>
-        <w:t>-  La  raison pourquoi Fatou Sow boye n'a pas demandé de crédit auprès d'une institution financière au cours des 12 derniers mois est trop jeune et semble exister dans les modalités, prière de prendre attache avec le QG pour plus d'explication afin de la classer bien.</w:t>
+        <w:t>- Avertissement!!! Amadou Ngom a demandé un crédit auprès d'une institution financière au cours des 12 derniers mois, qui a obtenu un crédit auprès d'une de ces institutions au cours des 12 derniers mois dit n'avoir pas beneficer de crédit immobilier. Veuillez vous rassurez réellement que la personne n'a pas affecté de crédit immobilier.</w:t>
       </w:r>
     </w:p>
     <w:p>
@@ -5964,28 +5839,7 @@
         <w:rPr>
           <w:sz w:val="20"/>
         </w:rPr>
-        <w:t>- Attention ! Le prix unitaire d'achat (150 Fcfa) de Patate douce en Morceau (Portion) (Moyen) est relativement élevé par rapport aux autres prix observés dans cette zone. Prière de corriger ou de confirmer avec le QG. Attention ! Soupçons de quantité anormale! Le ménage de Fatou Souleymane sow avec une taille de 8 personnes a consommé 8 Morceau (Portion) en Moyen de Patate douce qui est relativement élevé comme consommation par rapport à la condition de vie des autres ménages de même taille dans cette zone. Prière de corriger ou de confirmer avec le QG. Attention ! Soupçons de quantité anormale! Le ménage de Fatou Souleymane sow avec une taille de 8 personnes a consommé 14 Pièce en Petit de Piment frais qui est relativement élevé comme consommation par rapport à la condition de vie des autres ménages de même taille dans cette zone. Prière de corriger ou de confirmer avec le QG. Attention ! Soupçons de quantité anormale! Le ménage de Fatou Souleymane sow avec une taille de 8 personnes a consommé 8 Pièce en Moyen de Aubergine   qui est relativement élevé comme consommation par rapport à la condition de vie des autres ménages de même taille dans cette zone. Prière de corriger ou de confirmer avec le QG. Avertissement!!! Le ménage a consommé 5 Paquet Moyen de Thé en sachet, cette quantité semble anormale pour une consommation des 7 derniers jours.Prière de corriger ou de confirmer avec le QG. Avertissement!! le prix unitaire (150 Fcfa) de Thé en sachet (unité: Paquet) de taille Moyen est très faible ou élevé. Prière de corriger ou de confirmer avec le QG. Difficile de consommer le Sel en Sachets industriel Moyen prière de verifier. Incohérence!! Dans ce ménage, chaque individus consomme par jour 34.94196 Kg  de cereale; Prière de revoir les quantités prises de ces produits. Attention ! Soupçons de quantité anormale! Le ménage de Fatou Souleymane sow avec une taille de 8 personnes a consommé 14 Kg en taille unique de Riz brisé importé qui est relativement élevé comme consommation par rapport à la condition de vie des autres ménages de même taille dans cette zone. Prière de corriger ou de confirmer avec le QG. Incohérence!! Dans ce ménage, chaque individus consomme par jour 34.94196 Kg  de cereale; Prière de revoir les quantités prises de ces produits. Attention ! Soupçons de quantité anormale! Le ménage de Fatou Souleymane sow avec une taille de 8 personnes a consommé 2 Kg en taille unique de Mil qui est relativement élevé comme consommation par rapport à la condition de vie des autres ménages de même taille dans cette zone. Prière de corriger ou de confirmer avec le QG. Le prix d'achat unitaire (1 Fcfa) de Ail en Gousse de taille Petit  est invraisemblable, prière de regarder les reponses prises dans les questions s07bq07a s07bq07b s07bq07c s07bq08 pour mieux corriger.</w:t>
-      </w:r>
-    </w:p>
-    <w:p>
-      <w:r>
-        <w:rPr>
-          <w:b/>
-          <w:color w:val="4672C4"/>
-          <w:sz w:val="22"/>
-        </w:rPr>
-        <w:t>&gt;&gt; Section9b - Depenses non-alimentaires - 7 jours</w:t>
-      </w:r>
-    </w:p>
-    <w:p>
-      <w:pPr>
-        <w:ind w:left="283"/>
-      </w:pPr>
-      <w:r>
-        <w:rPr>
-          <w:sz w:val="20"/>
-        </w:rPr>
-        <w:t>- Il est difficile d'avoir un ménage qui n'a effectué aucune des dépenses mentionnées au cours de 7 derniers jours, prière de revoir la section 9B pour ce ménage.</w:t>
+        <w:t>- Attention ! Le prix unitaire d'achat (150 Fcfa) de Carotte en Pièce (Moyen) est relativement élevé par rapport aux autres prix observés dans cette zone. Prière de corriger ou de confirmer avec le QG. Attention ! Le prix unitaire d'achat (150 Fcfa) de Patate douce en Morceau (Portion) (Moyen) est relativement élevé par rapport aux autres prix observés dans cette zone. Prière de corriger ou de confirmer avec le QG. Attention ! Le prix unitaire d'achat (800 Fcfa) de Spaghettis en Paquet (Moyen) est relativement élevé par rapport aux autres prix observés dans cette zone. Prière de corriger ou de confirmer avec le QG. Attention ! Soupçons de quantité anormale! Le ménage de Fatou Souleymane sow avec une taille de 8 personnes a consommé 16 Sachets en Petit de Poivre qui est relativement élevé comme consommation par rapport à la condition de vie des autres ménages de même taille dans cette zone. Prière de corriger ou de confirmer avec le QG. Avertissement!!! Le ménage a consommé 5 Paquet Petit de Thé en sachet, cette quantité semble anormale pour une consommation des 7 derniers jours.Prière de corriger ou de confirmer avec le QG. Avertissement!! le prix unitaire (150 Fcfa) de Thé en sachet (unité: Paquet) de taille Petit est très faible ou élevé. Prière de corriger ou de confirmer avec le QG. Difficile de consommer le Sel en Sachets industriel Petit prière de verifier. Incohérence!! Dans ce ménage, chaque individus consomme par jour 56.40625 Kg  de cereale; Prière de revoir les quantités prises de ces produits. Incohérence!! Dans ce ménage, chaque individus consomme par jour 56.40625 Kg  de cereale; Prière de revoir les quantités prises de ces produits. Attention ! Soupçons de quantité anormale! Le ménage de Fatou Souleymane sow avec une taille de 8 personnes a consommé 2 Kg en taille unique de Mil qui est relativement élevé comme consommation par rapport à la condition de vie des autres ménages de même taille dans cette zone. Prière de corriger ou de confirmer avec le QG.</w:t>
       </w:r>
     </w:p>
     <w:p>
@@ -6006,9 +5860,7 @@
         <w:rPr>
           <w:sz w:val="20"/>
         </w:rPr>
-        <w:t xml:space="preserve">- La dernière fois que vous avez acheté Frais de coiffure homme et femme (salon, tressage, mèches, coupe, etc.), manucure, pédicure est salon de coiffure et semble exister dans les modalités, prière de prendre attache avec le QG pour plus d'explication afin de la classer bien. </w:t>
-        <w:br/>
-        <w:t xml:space="preserve">-  La dernière fois que vous avez acheté Lait, lotion de toilette corporelle (glycérine, vaseline, etc.), produits de maquillage est cosmetique et semble exister dans les modalités, prière de prendre attache avec le QG pour plus d'explication afin de la classer bien. </w:t>
+        <w:t xml:space="preserve">- La dernière fois que vous avez acheté Lait, lotion de toilette corporelle (glycérine, vaseline, etc.), produits de maquillage est cosmetique et semble exister dans les modalités, prière de prendre attache avec le QG pour plus d'explication afin de la classer bien. </w:t>
         <w:br/>
         <w:t>- Peu plausible! le montant de la dépense pour  Savon de toilette, shampoing semble trop élevé. Veuillez, s'il vous plaît, confirmer cette information avec le QG ou la corriger.</w:t>
       </w:r>
@@ -6497,7 +6349,7 @@
         <w:rPr>
           <w:sz w:val="20"/>
         </w:rPr>
-        <w:t>- Attention ! Le prix unitaire d'achat (3800 Fcfa) de Concentré de tomate en Boite de tomate/Pot (Grand) est relativement élevé par rapport aux autres prix observés dans cette zone. Prière de corriger ou de confirmer avec le QG. Avertissement!!! Le ménage a consommé 6 Paquet Petit de Thé en sachet, cette quantité semble anormale pour une consommation des 7 derniers jours.Prière de corriger ou de confirmer avec le QG. Avertissement!! le prix unitaire (150 Fcfa) de Thé en sachet (unité: Paquet) de taille Petit est très faible ou élevé. Prière de corriger ou de confirmer avec le QG. Avertissement!!! Le ménage a consommé 8 Pièce Moyen de Carpe frais, cette quantité semble anormale pour une consommation des 7 derniers jours.Prière de corriger ou de confirmer avec le QG. Incohérence!! Dans ce ménage, chaque individus consomme par jour 69.49381 Kg  de cereale; Prière de revoir les quantités prises de ces produits. Incohérence!! Dans ce ménage, chaque individus consomme par jour 69.49381 Kg  de cereale; Prière de revoir les quantités prises de ces produits.</w:t>
+        <w:t>- Avertissement!!! Le ménage a consommé 6 Paquet Petit de Thé en sachet, cette quantité semble anormale pour une consommation des 7 derniers jours.Prière de corriger ou de confirmer avec le QG. Avertissement!! le prix unitaire (150 Fcfa) de Thé en sachet (unité: Paquet) de taille Petit est très faible ou élevé. Prière de corriger ou de confirmer avec le QG. Avertissement!!! Le ménage a consommé 8 Pièce Moyen de Carpe frais, cette quantité semble anormale pour une consommation des 7 derniers jours.Prière de corriger ou de confirmer avec le QG. Incohérence!! Dans ce ménage, chaque individus consomme par jour 135.3629 Kg  de cereale; Prière de revoir les quantités prises de ces produits. Incohérence!! Dans ce ménage, chaque individus consomme par jour 135.3629 Kg  de cereale; Prière de revoir les quantités prises de ces produits.</w:t>
       </w:r>
     </w:p>
     <w:p>
@@ -6927,27 +6779,6 @@
           <w:color w:val="4672C4"/>
           <w:sz w:val="22"/>
         </w:rPr>
-        <w:t>&gt;&gt; Section0 - Identification et renseignements de controle</w:t>
-      </w:r>
-    </w:p>
-    <w:p>
-      <w:pPr>
-        <w:ind w:left="283"/>
-      </w:pPr>
-      <w:r>
-        <w:rPr>
-          <w:sz w:val="20"/>
-        </w:rPr>
-        <w:t>- Le questionnaire semble ne pas être complètement fini mais le questionnaire est en statut complet, prière de compléter le questionnaire.</w:t>
-      </w:r>
-    </w:p>
-    <w:p>
-      <w:r>
-        <w:rPr>
-          <w:b/>
-          <w:color w:val="4672C4"/>
-          <w:sz w:val="22"/>
-        </w:rPr>
         <w:t>&gt;&gt; Section2 - Education</w:t>
       </w:r>
     </w:p>
@@ -6981,6 +6812,27 @@
           <w:sz w:val="20"/>
         </w:rPr>
         <w:t>- Attention ! Le nombre de jours que MASSAR DIAGNE a travaillés par mois semble être inférieur à 15. Veuillez, s'il vous plaît, confirmer cette information. Avertissement!!! les informations de MASSAR DIAGNE sur le nombre de mois, jours ou heures de son emploi secondaire sont superieur a celles de son emploi principal , veuillez corriger ou confirmer aupres du QG.</w:t>
+      </w:r>
+    </w:p>
+    <w:p>
+      <w:r>
+        <w:rPr>
+          <w:b/>
+          <w:color w:val="4672C4"/>
+          <w:sz w:val="22"/>
+        </w:rPr>
+        <w:t>&gt;&gt; Section7b - Consommation alimentaire - 7 jours</w:t>
+      </w:r>
+    </w:p>
+    <w:p>
+      <w:pPr>
+        <w:ind w:left="283"/>
+      </w:pPr>
+      <w:r>
+        <w:rPr>
+          <w:sz w:val="20"/>
+        </w:rPr>
+        <w:t>- Attention ! Le prix unitaire d'achat (1200 Fcfa) de Yaourt en Sachets industriel (Moyen) est relativement élevé par rapport aux autres prix observés dans cette zone. Prière de corriger ou de confirmer avec le QG.</w:t>
       </w:r>
     </w:p>
     <w:p>
